--- a/ДЗ8 21. Введение в аналитические функции.docx
+++ b/ДЗ8 21. Введение в аналитические функции.docx
@@ -8615,7 +8615,15 @@
           <w:rtl w:val="off"/>
           <w:lang w:val="en-US"/>
         </w:rPr>
-        <w:t xml:space="preserve"> запросы с использованием оконных/</w:t>
+        <w:t xml:space="preserve"> запрос</w:t>
+      </w:r>
+      <w:r>
+        <w:rPr>
+          <w:rStyle w:val="Heading1Char"/>
+          <w:rtl w:val="off"/>
+          <w:lang w:val="ru-RU"/>
+        </w:rPr>
+        <w:t>ов</w:t>
       </w:r>
       <w:r>
         <w:rPr>
@@ -8623,7 +8631,7 @@
           <w:rtl w:val="off"/>
           <w:lang w:val="en-US"/>
         </w:rPr>
-        <w:t>аналитических</w:t>
+        <w:t xml:space="preserve"> с использованием оконных/</w:t>
       </w:r>
       <w:r>
         <w:rPr>
@@ -8631,6 +8639,14 @@
           <w:rtl w:val="off"/>
           <w:lang w:val="en-US"/>
         </w:rPr>
+        <w:t>аналитических</w:t>
+      </w:r>
+      <w:r>
+        <w:rPr>
+          <w:rStyle w:val="Heading1Char"/>
+          <w:rtl w:val="off"/>
+          <w:lang w:val="en-US"/>
+        </w:rPr>
         <w:t xml:space="preserve"> функций </w:t>
       </w:r>
     </w:p>
@@ -12184,8 +12200,8 @@
       </w:r>
     </w:p>
     <w:sectPr>
-      <w:headerReference w:type="default" r:id="rId30"/>
-      <w:footerReference w:type="default" r:id="rId31"/>
+      <w:headerReference w:type="default" r:id="rId32"/>
+      <w:footerReference w:type="default" r:id="rId33"/>
       <w:footnotePr/>
       <w:type w:val="nextPage"/>
       <w:pgSz w:w="11906" w:h="16838" w:orient="portrait"/>
